--- a/Genetic Algorithm.docx
+++ b/Genetic Algorithm.docx
@@ -359,15 +359,7 @@
           <w:b/>
           <w:bCs/>
         </w:rPr>
-        <w:t>Why this problem is hard</w:t>
-      </w:r>
-      <w:r>
-        <w:rPr>
-          <w:rFonts w:ascii="Arial" w:hAnsi="Arial" w:cs="Arial"/>
-          <w:b/>
-          <w:bCs/>
-        </w:rPr>
-        <w:t>?</w:t>
+        <w:t>Why this problem is hard?</w:t>
       </w:r>
     </w:p>
     <w:p>
@@ -626,15 +618,7 @@
           <w:b/>
           <w:bCs/>
         </w:rPr>
-        <w:t>Scenario setup: 8 delivery stops, 2 truck</w:t>
-      </w:r>
-      <w:r>
-        <w:rPr>
-          <w:rFonts w:ascii="Arial" w:hAnsi="Arial" w:cs="Arial"/>
-          <w:b/>
-          <w:bCs/>
-        </w:rPr>
-        <w:t>s</w:t>
+        <w:t>Scenario setup: 8 delivery stops, 2 trucks</w:t>
       </w:r>
     </w:p>
     <w:p>
@@ -1365,15 +1349,7 @@
           <w:bCs/>
         </w:rPr>
         <w:noBreakHyphen/>
-        <w:t>point</w:t>
-      </w:r>
-      <w:r>
-        <w:rPr>
-          <w:rFonts w:ascii="Arial" w:hAnsi="Arial" w:cs="Arial"/>
-          <w:b/>
-          <w:bCs/>
-        </w:rPr>
-        <w:t>)</w:t>
+        <w:t>point)</w:t>
       </w:r>
     </w:p>
     <w:p>
@@ -1894,18 +1870,7 @@
           <w:rFonts w:ascii="Arial" w:hAnsi="Arial" w:cs="Arial"/>
         </w:rPr>
         <w:noBreakHyphen/>
-      </w:r>
-      <w:r>
-        <w:rPr>
-          <w:rFonts w:ascii="Arial" w:hAnsi="Arial" w:cs="Arial"/>
-        </w:rPr>
-        <w:t>neighbour</w:t>
-      </w:r>
-      <w:r>
-        <w:rPr>
-          <w:rFonts w:ascii="Arial" w:hAnsi="Arial" w:cs="Arial"/>
-        </w:rPr>
-        <w:t>, 2</w:t>
+        <w:t>neighbour, 2</w:t>
       </w:r>
       <w:r>
         <w:rPr>
@@ -2127,15 +2092,7 @@
           <w:bCs/>
         </w:rPr>
         <w:lastRenderedPageBreak/>
-        <w:t xml:space="preserve">What the decoder </w:t>
-      </w:r>
-      <w:r>
-        <w:rPr>
-          <w:rFonts w:ascii="Arial" w:hAnsi="Arial" w:cs="Arial"/>
-          <w:b/>
-          <w:bCs/>
-        </w:rPr>
-        <w:t>does</w:t>
+        <w:t>What the decoder does</w:t>
       </w:r>
       <w:r>
         <w:rPr>
@@ -2268,40 +2225,20 @@
           <w:b/>
           <w:bCs/>
         </w:rPr>
-        <w:t xml:space="preserve">Step-by-step worked </w:t>
-      </w:r>
-      <w:r>
-        <w:rPr>
-          <w:rFonts w:ascii="Arial" w:hAnsi="Arial" w:cs="Arial"/>
-          <w:b/>
-          <w:bCs/>
-        </w:rPr>
-        <w:t>example for decoder</w:t>
-      </w:r>
-    </w:p>
-    <w:p>
-      <w:pPr>
-        <w:rPr>
-          <w:rFonts w:ascii="Arial" w:hAnsi="Arial" w:cs="Arial"/>
-        </w:rPr>
-      </w:pPr>
-      <w:r>
-        <w:rPr>
-          <w:rFonts w:ascii="Arial" w:hAnsi="Arial" w:cs="Arial"/>
-        </w:rPr>
-        <w:t xml:space="preserve">Using the child </w:t>
-      </w:r>
-      <w:r>
-        <w:rPr>
-          <w:rFonts w:ascii="Arial" w:hAnsi="Arial" w:cs="Arial"/>
-        </w:rPr>
-        <w:t>chromosome,</w:t>
-      </w:r>
-      <w:r>
-        <w:rPr>
-          <w:rFonts w:ascii="Arial" w:hAnsi="Arial" w:cs="Arial"/>
-        </w:rPr>
-        <w:t xml:space="preserve"> we produced earlier:</w:t>
+        <w:t>Step-by-step worked example for decoder</w:t>
+      </w:r>
+    </w:p>
+    <w:p>
+      <w:pPr>
+        <w:rPr>
+          <w:rFonts w:ascii="Arial" w:hAnsi="Arial" w:cs="Arial"/>
+        </w:rPr>
+      </w:pPr>
+      <w:r>
+        <w:rPr>
+          <w:rFonts w:ascii="Arial" w:hAnsi="Arial" w:cs="Arial"/>
+        </w:rPr>
+        <w:t>Using the child chromosome, we produced earlier:</w:t>
       </w:r>
     </w:p>
     <w:p>
@@ -2368,13 +2305,7 @@
         <w:rPr>
           <w:rFonts w:ascii="Arial" w:hAnsi="Arial" w:cs="Arial"/>
         </w:rPr>
-        <w:t>So,</w:t>
-      </w:r>
-      <w:r>
-        <w:rPr>
-          <w:rFonts w:ascii="Arial" w:hAnsi="Arial" w:cs="Arial"/>
-        </w:rPr>
-        <w:t xml:space="preserve"> the decoder creates:</w:t>
+        <w:t>So, the decoder creates:</w:t>
       </w:r>
     </w:p>
     <w:p>
@@ -2519,23 +2450,7 @@
           <w:b/>
           <w:bCs/>
         </w:rPr>
-        <w:t xml:space="preserve">Nearest </w:t>
-      </w:r>
-      <w:r>
-        <w:rPr>
-          <w:rFonts w:ascii="Arial" w:hAnsi="Arial" w:cs="Arial"/>
-          <w:b/>
-          <w:bCs/>
-        </w:rPr>
-        <w:t>Neighbour</w:t>
-      </w:r>
-      <w:r>
-        <w:rPr>
-          <w:rFonts w:ascii="Arial" w:hAnsi="Arial" w:cs="Arial"/>
-          <w:b/>
-          <w:bCs/>
-        </w:rPr>
-        <w:t xml:space="preserve"> (NN)</w:t>
+        <w:t>Nearest Neighbour (NN)</w:t>
       </w:r>
       <w:r>
         <w:rPr>
@@ -2711,13 +2626,7 @@
         <w:rPr>
           <w:rFonts w:ascii="Arial" w:hAnsi="Arial" w:cs="Arial"/>
         </w:rPr>
-        <w:t>So,</w:t>
-      </w:r>
-      <w:r>
-        <w:rPr>
-          <w:rFonts w:ascii="Arial" w:hAnsi="Arial" w:cs="Arial"/>
-        </w:rPr>
-        <w:t xml:space="preserve"> the order:</w:t>
+        <w:t>So, the order:</w:t>
       </w:r>
     </w:p>
     <w:p>
@@ -3007,15 +2916,7 @@
           <w:b/>
           <w:bCs/>
         </w:rPr>
-        <w:t>Why this decoder design works well</w:t>
-      </w:r>
-      <w:r>
-        <w:rPr>
-          <w:rFonts w:ascii="Arial" w:hAnsi="Arial" w:cs="Arial"/>
-          <w:b/>
-          <w:bCs/>
-        </w:rPr>
-        <w:t>?</w:t>
+        <w:t>Why this decoder design works well?</w:t>
       </w:r>
     </w:p>
     <w:p>
@@ -3171,15 +3072,7 @@
           <w:b/>
           <w:bCs/>
         </w:rPr>
-        <w:t xml:space="preserve"> stop</w:t>
-      </w:r>
-      <w:r>
-        <w:rPr>
-          <w:rFonts w:ascii="Arial" w:hAnsi="Arial" w:cs="Arial"/>
-          <w:b/>
-          <w:bCs/>
-        </w:rPr>
-        <w:t>?</w:t>
+        <w:t xml:space="preserve"> stop?</w:t>
       </w:r>
     </w:p>
     <w:p>
@@ -3287,21 +3180,7 @@
         <w:rPr>
           <w:rFonts w:ascii="Arial" w:hAnsi="Arial" w:cs="Arial"/>
         </w:rPr>
-        <w:t xml:space="preserve">This is the most practical and </w:t>
-      </w:r>
-      <w:proofErr w:type="gramStart"/>
-      <w:r>
-        <w:rPr>
-          <w:rFonts w:ascii="Arial" w:hAnsi="Arial" w:cs="Arial"/>
-        </w:rPr>
-        <w:t>most commonly used</w:t>
-      </w:r>
-      <w:proofErr w:type="gramEnd"/>
-      <w:r>
-        <w:rPr>
-          <w:rFonts w:ascii="Arial" w:hAnsi="Arial" w:cs="Arial"/>
-        </w:rPr>
-        <w:t xml:space="preserve"> rule.</w:t>
+        <w:t>This is the most practical and most commonly used rule.</w:t>
       </w:r>
     </w:p>
     <w:p>
@@ -3587,15 +3466,7 @@
           <w:bCs/>
         </w:rPr>
         <w:lastRenderedPageBreak/>
-        <w:t>What fitness represents in delivery routing</w:t>
-      </w:r>
-      <w:r>
-        <w:rPr>
-          <w:rFonts w:ascii="Arial" w:hAnsi="Arial" w:cs="Arial"/>
-          <w:b/>
-          <w:bCs/>
-        </w:rPr>
-        <w:t>?</w:t>
+        <w:t>What fitness represents in delivery routing?</w:t>
       </w:r>
     </w:p>
     <w:p>
@@ -4061,13 +3932,7 @@
         <w:rPr>
           <w:rFonts w:ascii="Arial" w:hAnsi="Arial" w:cs="Arial"/>
         </w:rPr>
-        <w:t>F</w:t>
-      </w:r>
-      <w:r>
-        <w:rPr>
-          <w:rFonts w:ascii="Arial" w:hAnsi="Arial" w:cs="Arial"/>
-        </w:rPr>
-        <w:t>itness</w:t>
+        <w:t>Fitness</w:t>
       </w:r>
       <w:r>
         <w:rPr>
@@ -4396,6 +4261,57 @@
           <w:rFonts w:ascii="Arial" w:hAnsi="Arial" w:cs="Arial"/>
         </w:rPr>
         <w:t xml:space="preserve"> (bad solutions get clearly lower scores). This helps the GA converge faster and avoids random drift.</w:t>
+      </w:r>
+    </w:p>
+    <w:p>
+      <w:pPr>
+        <w:rPr>
+          <w:rFonts w:ascii="Arial" w:hAnsi="Arial" w:cs="Arial"/>
+        </w:rPr>
+      </w:pPr>
+    </w:p>
+    <w:p>
+      <w:pPr>
+        <w:rPr>
+          <w:rFonts w:ascii="Arial" w:hAnsi="Arial" w:cs="Arial"/>
+        </w:rPr>
+      </w:pPr>
+      <w:r>
+        <w:rPr>
+          <w:rFonts w:ascii="Arial" w:hAnsi="Arial" w:cs="Arial"/>
+        </w:rPr>
+        <w:t xml:space="preserve">For how to program the genetic algorithm. You can look at the </w:t>
+      </w:r>
+      <w:r>
+        <w:rPr>
+          <w:rFonts w:ascii="Arial" w:hAnsi="Arial" w:cs="Arial"/>
+          <w:b/>
+          <w:bCs/>
+          <w:color w:val="EE0000"/>
+        </w:rPr>
+        <w:t>AI Java Framework</w:t>
+      </w:r>
+      <w:r>
+        <w:rPr>
+          <w:rFonts w:ascii="Arial" w:hAnsi="Arial" w:cs="Arial"/>
+        </w:rPr>
+        <w:t>. (</w:t>
+      </w:r>
+      <w:r>
+        <w:rPr>
+          <w:rFonts w:ascii="Arial" w:hAnsi="Arial" w:cs="Arial"/>
+          <w:b/>
+          <w:bCs/>
+        </w:rPr>
+        <w:t>search.SearchApp</w:t>
+      </w:r>
+      <w:r>
+        <w:rPr>
+          <w:rFonts w:ascii="Arial" w:hAnsi="Arial" w:cs="Arial"/>
+          <w:b/>
+          <w:bCs/>
+        </w:rPr>
+        <w:t>).</w:t>
       </w:r>
     </w:p>
     <w:p>
